--- a/scope.docx
+++ b/scope.docx
@@ -1496,15 +1496,464 @@
         <w:ind w:left="0" w:right="0" w:firstLine="0"/>
         <w:jc w:val="left"/>
         <w:rPr>
-          <w:rtl w:val="0"/>
-        </w:rPr>
-      </w:pPr>
-      <w:r>
-        <w:rPr>
           <w:rFonts w:ascii="Times Roman" w:cs="Times Roman" w:hAnsi="Times Roman" w:eastAsia="Times Roman"/>
           <w:rtl w:val="0"/>
         </w:rPr>
-      </w:r>
+      </w:pPr>
+      <w:r>
+        <w:rPr>
+          <w:rFonts w:ascii="Times Roman" w:hAnsi="Times Roman"/>
+          <w:rtl w:val="0"/>
+          <w:lang w:val="en-US"/>
+        </w:rPr>
+        <w:t>Short = f(pre, during)</w:t>
+      </w:r>
+    </w:p>
+    <w:p>
+      <w:pPr>
+        <w:pStyle w:val="Default"/>
+        <w:bidi w:val="0"/>
+        <w:spacing w:before="0" w:after="240" w:line="240" w:lineRule="auto"/>
+        <w:ind w:left="0" w:right="0" w:firstLine="0"/>
+        <w:jc w:val="left"/>
+        <w:rPr>
+          <w:rFonts w:ascii="Times Roman" w:cs="Times Roman" w:hAnsi="Times Roman" w:eastAsia="Times Roman"/>
+          <w:rtl w:val="0"/>
+        </w:rPr>
+      </w:pPr>
+      <w:r>
+        <w:rPr>
+          <w:rFonts w:ascii="Times Roman" w:hAnsi="Times Roman"/>
+          <w:rtl w:val="0"/>
+          <w:lang w:val="en-US"/>
+        </w:rPr>
+        <w:t>Long = f(pre, post)</w:t>
+      </w:r>
+    </w:p>
+    <w:p>
+      <w:pPr>
+        <w:pStyle w:val="Default"/>
+        <w:bidi w:val="0"/>
+        <w:spacing w:before="0" w:after="240" w:line="240" w:lineRule="auto"/>
+        <w:ind w:left="0" w:right="0" w:firstLine="0"/>
+        <w:jc w:val="left"/>
+        <w:rPr>
+          <w:rFonts w:ascii="Times Roman" w:cs="Times Roman" w:hAnsi="Times Roman" w:eastAsia="Times Roman"/>
+          <w:rtl w:val="0"/>
+        </w:rPr>
+      </w:pPr>
+    </w:p>
+    <w:p>
+      <w:pPr>
+        <w:pStyle w:val="Body"/>
+        <w:bidi w:val="0"/>
+      </w:pPr>
+      <w:r>
+        <w:rPr>
+          <w:rtl w:val="0"/>
+        </w:rPr>
+        <w:t>Contextualized embeddings</w:t>
+      </w:r>
+    </w:p>
+    <w:p>
+      <w:pPr>
+        <w:pStyle w:val="Body"/>
+        <w:numPr>
+          <w:ilvl w:val="0"/>
+          <w:numId w:val="6"/>
+        </w:numPr>
+        <w:bidi w:val="0"/>
+      </w:pPr>
+      <w:r>
+        <w:rPr>
+          <w:rtl w:val="0"/>
+          <w:lang w:val="de-DE"/>
+        </w:rPr>
+        <w:t>BERT / RoBERTa</w:t>
+      </w:r>
+    </w:p>
+    <w:p>
+      <w:pPr>
+        <w:pStyle w:val="Body"/>
+        <w:numPr>
+          <w:ilvl w:val="0"/>
+          <w:numId w:val="6"/>
+        </w:numPr>
+        <w:bidi w:val="0"/>
+      </w:pPr>
+      <w:r>
+        <w:rPr>
+          <w:rtl w:val="0"/>
+        </w:rPr>
+        <w:t xml:space="preserve">Diachronic LMs </w:t>
+      </w:r>
+    </w:p>
+    <w:p>
+      <w:pPr>
+        <w:pStyle w:val="Body"/>
+        <w:bidi w:val="0"/>
+      </w:pPr>
+      <w:r>
+        <w:rPr>
+          <w:rtl w:val="0"/>
+        </w:rPr>
+        <w:t>Lexical substitute distributions</w:t>
+      </w:r>
+    </w:p>
+    <w:p>
+      <w:pPr>
+        <w:pStyle w:val="Body"/>
+        <w:numPr>
+          <w:ilvl w:val="0"/>
+          <w:numId w:val="6"/>
+        </w:numPr>
+        <w:bidi w:val="0"/>
+      </w:pPr>
+      <w:r>
+        <w:rPr>
+          <w:rtl w:val="0"/>
+        </w:rPr>
+        <w:t xml:space="preserve">Masked LMs </w:t>
+      </w:r>
+    </w:p>
+    <w:p>
+      <w:pPr>
+        <w:pStyle w:val="Body"/>
+        <w:numPr>
+          <w:ilvl w:val="0"/>
+          <w:numId w:val="6"/>
+        </w:numPr>
+        <w:bidi w:val="0"/>
+      </w:pPr>
+      <w:r>
+        <w:rPr>
+          <w:rtl w:val="0"/>
+        </w:rPr>
+        <w:t>TF-IDF or probability-weighted vectors</w:t>
+      </w:r>
+    </w:p>
+    <w:p>
+      <w:pPr>
+        <w:pStyle w:val="Default"/>
+        <w:tabs>
+          <w:tab w:val="left" w:pos="220"/>
+          <w:tab w:val="left" w:pos="720"/>
+        </w:tabs>
+        <w:bidi w:val="0"/>
+        <w:spacing w:before="0" w:after="240" w:line="240" w:lineRule="auto"/>
+        <w:ind w:left="720" w:right="0" w:hanging="720"/>
+        <w:jc w:val="left"/>
+        <w:rPr>
+          <w:rFonts w:ascii="Times Roman" w:cs="Times Roman" w:hAnsi="Times Roman" w:eastAsia="Times Roman"/>
+          <w:rtl w:val="0"/>
+        </w:rPr>
+      </w:pPr>
+    </w:p>
+    <w:p>
+      <w:pPr>
+        <w:pStyle w:val="Body"/>
+        <w:bidi w:val="0"/>
+      </w:pPr>
+      <w:r>
+        <w:rPr>
+          <w:rtl w:val="0"/>
+        </w:rPr>
+        <w:t>Baseline metrics:</w:t>
+      </w:r>
+    </w:p>
+    <w:p>
+      <w:pPr>
+        <w:pStyle w:val="Body"/>
+        <w:numPr>
+          <w:ilvl w:val="0"/>
+          <w:numId w:val="6"/>
+        </w:numPr>
+        <w:bidi w:val="0"/>
+      </w:pPr>
+      <w:r>
+        <w:rPr>
+          <w:rtl w:val="0"/>
+        </w:rPr>
+        <w:t>Cosine Distance (prototype-based)</w:t>
+      </w:r>
+    </w:p>
+    <w:p>
+      <w:pPr>
+        <w:pStyle w:val="Body"/>
+        <w:numPr>
+          <w:ilvl w:val="0"/>
+          <w:numId w:val="6"/>
+        </w:numPr>
+        <w:bidi w:val="0"/>
+      </w:pPr>
+      <w:r>
+        <w:rPr>
+          <w:rtl w:val="0"/>
+          <w:lang w:val="de-DE"/>
+        </w:rPr>
+        <w:t>APD</w:t>
+      </w:r>
+    </w:p>
+    <w:p>
+      <w:pPr>
+        <w:pStyle w:val="Body"/>
+        <w:numPr>
+          <w:ilvl w:val="0"/>
+          <w:numId w:val="6"/>
+        </w:numPr>
+        <w:bidi w:val="0"/>
+      </w:pPr>
+      <w:r>
+        <w:rPr>
+          <w:rtl w:val="0"/>
+          <w:lang w:val="de-DE"/>
+        </w:rPr>
+        <w:t>PRT</w:t>
+      </w:r>
+    </w:p>
+    <w:p>
+      <w:pPr>
+        <w:pStyle w:val="Body"/>
+        <w:bidi w:val="0"/>
+      </w:pPr>
+      <w:r>
+        <w:rPr>
+          <w:rtl w:val="0"/>
+        </w:rPr>
+        <w:t>Distributional metrics:</w:t>
+      </w:r>
+    </w:p>
+    <w:p>
+      <w:pPr>
+        <w:pStyle w:val="Body"/>
+        <w:numPr>
+          <w:ilvl w:val="0"/>
+          <w:numId w:val="6"/>
+        </w:numPr>
+        <w:bidi w:val="0"/>
+      </w:pPr>
+      <w:r>
+        <w:rPr>
+          <w:rtl w:val="0"/>
+          <w:lang w:val="de-DE"/>
+        </w:rPr>
+        <w:t>Wasserstein distance</w:t>
+      </w:r>
+    </w:p>
+    <w:p>
+      <w:pPr>
+        <w:pStyle w:val="Body"/>
+        <w:numPr>
+          <w:ilvl w:val="0"/>
+          <w:numId w:val="6"/>
+        </w:numPr>
+        <w:bidi w:val="0"/>
+      </w:pPr>
+      <w:r>
+        <w:rPr>
+          <w:rtl w:val="0"/>
+        </w:rPr>
+        <w:t>Unbalanced Optimal Transport (UOT)</w:t>
+      </w:r>
+    </w:p>
+    <w:p>
+      <w:pPr>
+        <w:pStyle w:val="Body"/>
+        <w:numPr>
+          <w:ilvl w:val="0"/>
+          <w:numId w:val="6"/>
+        </w:numPr>
+        <w:bidi w:val="0"/>
+      </w:pPr>
+      <w:r>
+        <w:rPr>
+          <w:rtl w:val="0"/>
+        </w:rPr>
+        <w:t>Jensen</w:t>
+      </w:r>
+      <w:r>
+        <w:rPr>
+          <w:rtl w:val="0"/>
+        </w:rPr>
+        <w:t>–</w:t>
+      </w:r>
+      <w:r>
+        <w:rPr>
+          <w:rtl w:val="0"/>
+          <w:lang w:val="it-IT"/>
+        </w:rPr>
+        <w:t xml:space="preserve">Shannon divergence </w:t>
+      </w:r>
+    </w:p>
+    <w:p>
+      <w:pPr>
+        <w:pStyle w:val="Body"/>
+        <w:bidi w:val="0"/>
+      </w:pPr>
+    </w:p>
+    <w:p>
+      <w:pPr>
+        <w:pStyle w:val="Body"/>
+        <w:bidi w:val="0"/>
+      </w:pPr>
+    </w:p>
+    <w:p>
+      <w:pPr>
+        <w:pStyle w:val="Body"/>
+        <w:bidi w:val="0"/>
+      </w:pPr>
+      <w:r>
+        <w:rPr>
+          <w:rtl w:val="0"/>
+        </w:rPr>
+        <w:t>Questions for analysis:</w:t>
+      </w:r>
+    </w:p>
+    <w:p>
+      <w:pPr>
+        <w:pStyle w:val="Body"/>
+        <w:bidi w:val="0"/>
+      </w:pPr>
+      <w:r>
+        <w:rPr>
+          <w:rtl w:val="0"/>
+        </w:rPr>
+        <w:t>Metric behavior</w:t>
+      </w:r>
+    </w:p>
+    <w:p>
+      <w:pPr>
+        <w:pStyle w:val="Body"/>
+        <w:numPr>
+          <w:ilvl w:val="0"/>
+          <w:numId w:val="6"/>
+        </w:numPr>
+        <w:bidi w:val="0"/>
+      </w:pPr>
+      <w:r>
+        <w:rPr>
+          <w:rtl w:val="0"/>
+        </w:rPr>
+        <w:t>Which metrics are sensitive to short-term shocks?</w:t>
+      </w:r>
+    </w:p>
+    <w:p>
+      <w:pPr>
+        <w:pStyle w:val="Body"/>
+        <w:numPr>
+          <w:ilvl w:val="0"/>
+          <w:numId w:val="6"/>
+        </w:numPr>
+        <w:bidi w:val="0"/>
+      </w:pPr>
+      <w:r>
+        <w:rPr>
+          <w:rtl w:val="0"/>
+        </w:rPr>
+        <w:t>Which capture persistent drift?</w:t>
+      </w:r>
+    </w:p>
+    <w:p>
+      <w:pPr>
+        <w:pStyle w:val="Body"/>
+        <w:bidi w:val="0"/>
+      </w:pPr>
+      <w:r>
+        <w:rPr>
+          <w:rtl w:val="0"/>
+        </w:rPr>
+        <w:t>Model interaction</w:t>
+      </w:r>
+    </w:p>
+    <w:p>
+      <w:pPr>
+        <w:pStyle w:val="Body"/>
+        <w:numPr>
+          <w:ilvl w:val="0"/>
+          <w:numId w:val="6"/>
+        </w:numPr>
+        <w:bidi w:val="0"/>
+      </w:pPr>
+      <w:r>
+        <w:rPr>
+          <w:rtl w:val="0"/>
+        </w:rPr>
+        <w:t>Do diachronic LMs reduce spurious short-term change?</w:t>
+      </w:r>
+    </w:p>
+    <w:p>
+      <w:pPr>
+        <w:pStyle w:val="Body"/>
+        <w:numPr>
+          <w:ilvl w:val="0"/>
+          <w:numId w:val="6"/>
+        </w:numPr>
+        <w:bidi w:val="0"/>
+      </w:pPr>
+      <w:r>
+        <w:rPr>
+          <w:rtl w:val="0"/>
+        </w:rPr>
+        <w:t>Are time-aware models more stable post-event?</w:t>
+      </w:r>
+    </w:p>
+    <w:p>
+      <w:pPr>
+        <w:pStyle w:val="Body"/>
+        <w:bidi w:val="0"/>
+      </w:pPr>
+      <w:r>
+        <w:rPr>
+          <w:rtl w:val="0"/>
+        </w:rPr>
+        <w:t>Representation effects</w:t>
+      </w:r>
+    </w:p>
+    <w:p>
+      <w:pPr>
+        <w:pStyle w:val="Body"/>
+        <w:numPr>
+          <w:ilvl w:val="0"/>
+          <w:numId w:val="6"/>
+        </w:numPr>
+        <w:bidi w:val="0"/>
+      </w:pPr>
+      <w:r>
+        <w:rPr>
+          <w:rtl w:val="0"/>
+        </w:rPr>
+        <w:t>Embeddings vs substitutes</w:t>
+      </w:r>
+    </w:p>
+    <w:p>
+      <w:pPr>
+        <w:pStyle w:val="Body"/>
+        <w:numPr>
+          <w:ilvl w:val="0"/>
+          <w:numId w:val="6"/>
+        </w:numPr>
+        <w:bidi w:val="0"/>
+      </w:pPr>
+      <w:r>
+        <w:rPr>
+          <w:rtl w:val="0"/>
+          <w:lang w:val="fr-FR"/>
+        </w:rPr>
+        <w:t>Formal vs informal domains</w:t>
+      </w:r>
+    </w:p>
+    <w:p>
+      <w:pPr>
+        <w:pStyle w:val="Body"/>
+        <w:bidi w:val="0"/>
+      </w:pPr>
+    </w:p>
+    <w:p>
+      <w:pPr>
+        <w:pStyle w:val="Body"/>
+        <w:bidi w:val="0"/>
+      </w:pPr>
+      <w:r/>
     </w:p>
     <w:sectPr>
       <w:headerReference w:type="default" r:id="rId4"/>
